--- a/example_articles/states/Missouri/5.states_Missouri_Other_publisher.docx
+++ b/example_articles/states/Missouri/5.states_Missouri_Other_publisher.docx
@@ -27,17 +27,17 @@
     </w:p>
     <w:p>
       <w:r>
-        <w:t>Source File: Other publishers/Files (500) (30).DOCX</w:t>
+        <w:t>Source file: Other publishers/Files (500) (30).DOCX</w:t>
       </w:r>
     </w:p>
     <w:p>
       <w:r>
-        <w:t>Raw locations result: ['Missouri']</w:t>
+        <w:t>Raw locations result, 'locations': ['Missouri']</w:t>
       </w:r>
     </w:p>
     <w:p>
       <w:r>
-        <w:t>states_stand_flat (Standardized): Missouri</w:t>
+        <w:t>Standardized locations result, 'states_stand_flat': Missouri</w:t>
       </w:r>
     </w:p>
     <w:p>

--- a/example_articles/states/Missouri/5.states_Missouri_Other_publisher.docx
+++ b/example_articles/states/Missouri/5.states_Missouri_Other_publisher.docx
@@ -7,7 +7,7 @@
         <w:pStyle w:val="Heading1"/>
       </w:pPr>
       <w:r>
-        <w:t>A temporary job turned into spot on Piper board</w:t>
+        <w:t>Livelihoods broke with levee // Working class is hardest hit</w:t>
       </w:r>
     </w:p>
     <w:p>
@@ -17,17 +17,17 @@
     </w:p>
     <w:p>
       <w:r>
-        <w:t>Date: 1993-05-17</w:t>
+        <w:t>Date: 1993-07-23</w:t>
       </w:r>
     </w:p>
     <w:p>
       <w:r>
-        <w:t>Section: Marketplace; Monday profile; Pg. 1D</w:t>
+        <w:t>Section: NEWS; Pg. 3A</w:t>
       </w:r>
     </w:p>
     <w:p>
       <w:r>
-        <w:t>Source file: Other publishers/Files (500) (30).DOCX</w:t>
+        <w:t>Source file: Other publishers/Files (500) (6).DOCX</w:t>
       </w:r>
     </w:p>
     <w:p>
@@ -49,125 +49,53 @@
     </w:p>
     <w:p>
       <w:r>
-        <w:t>In August 1976, Karen Bohn applied for a secretarial job in downtown Minneapolis after she realized that her accountant-spouse's entry-level pay wouldn't cover living expenses - and her doctoral degree aspirations.</w:t>
+        <w:t>At 69, Theresa Boxdorfer was widowed, retired and alone - but never lonely.</w:t>
         <w:br/>
-        <w:t xml:space="preserve"> "I needed to work a few months to build up a kitty before I could go back to school," recalled Bohn, who got a job offer after her first interview.</w:t>
+        <w:t>She never suffered the isolation that often afflicts the elderly in cities. For 26 years, she had built a rich life around friends her age who populated the 500 block of Hurck Avenue.</w:t>
         <w:br/>
-        <w:t xml:space="preserve"> Still, she had the willies about going to work in big, bad business.</w:t>
+        <w:t>"So many good times," she recalls. "So many wonderful parties. Never a cross word between us."</w:t>
         <w:br/>
-        <w:t xml:space="preserve"> What could Bohn, then 22 and a holder of a master's degree in child and family psychology, tell her down-on-business college classmates? There was that anti-establishment hangover from the 1960s.</w:t>
+        <w:t>Then, four days ago, the River Des Peres broke the levee west of where it flows into the Mississippi. Now her house sits in the river, half her block is under water and many of her friends aren't coming back.</w:t>
         <w:br/>
-        <w:t xml:space="preserve"> "A securities firm?!" Bohn thought incredulously when she took the job at Piper Jaffray Inc. "Oh, well, it will only be a few months."</w:t>
+        <w:t>"Everything's gone," she says, staring wistfully across the muddy water. "This street, my friends, my life." She bursts into tears and adds, "I don't have anybody now."</w:t>
         <w:br/>
-        <w:t>Surprise, surprise.</w:t>
+        <w:t>It's among the saddest lines from the great flood of 1993 and one repeated frequently in various forms across the southern stretches of this city, where flood victims tend to be mostly low middle-income urban residents - the young, the old, the so-called working class.</w:t>
         <w:br/>
-        <w:t xml:space="preserve"> Seventeen years later, Bohn is knocking out a six-figure salary and running the joint. Well, at least a big chunk of it.</w:t>
+        <w:t>"Very, very difficult," observes Jim Brady, a disaster relief specialist for the American Red Cross. "These are people who struggle day to day even in the best of times. A disaster like this is especially devastating for them. Almost none have insurance, and they have nothing to fall back on."</w:t>
         <w:br/>
-        <w:t xml:space="preserve"> Moreover, Bohn, the only female director on Piper's board and one of its nine managing directors, is among only 3 percent of U.S. women who have risen to senior management posts in corporate America, according to Business Week magazine.</w:t>
+        <w:t>Says Jim Rice, pastor at First Baptist Church in the Lemay neighborhood: "A lot of these people don't have one dime in savings. They're in for some difficult times."</w:t>
         <w:br/>
-        <w:t xml:space="preserve"> Named chief administrative officer in 1988, she rose through Piper's corporate finance department, headed a special projects group, spearheaded a planning process that has helped Piper become one of the most successful regional brokerages in the country and expanded its vanguard role as a company that addresses societal ills through employment, philanthropic and volunteer initiatives.</w:t>
+        <w:t>Churches like Rice's, along with the Salvation Army, the Red Cross and other emergency organizations, are in some respects more critical here than in other areas along these flooded rivers.</w:t>
         <w:br/>
-        <w:t xml:space="preserve"> Bohn discusses her odds-defying rise in a male-dominated industry with an economy of words that underscores her operating style.</w:t>
+        <w:t>In rural Alexandria, Mo., for example, completely wiped out by the flooding, the Red Cross evacuation center was empty a week after the 500-plus residents were forced from their homes. All found new housing or temporary quarters with friends and family.</w:t>
         <w:br/>
-        <w:t xml:space="preserve"> "I'm proud of being a woman, and I advocate for women," said Bohn.  "It's a matter of choice and hard work. But I don't wear it on my sleeve.</w:t>
+        <w:t>But in Lemay, which flooded almost three weeks ago, the Red Cross center is still full.</w:t>
         <w:br/>
-        <w:t xml:space="preserve"> "I think they recognize [at Piper] that a woman can do it. I hope as a society we can respect the differences and build trust. Men and women have a lot in common, too."</w:t>
+        <w:t>"Just ain't no other place to go," said Tim Tiomer, a 34-year-old roofer, who lived with three other family members. "Sort of drives a man crazy, ya know? We could be here another three weeks at least. I sorta wish it had been a tornado. At least we could go back the next day and start cleaning up.'</w:t>
         <w:br/>
-        <w:t xml:space="preserve"> Bohn, the product of a working-class family in Grand Forks, N.D., who also studied music and mathematics at the University of North Dakota, doesn't make much ado about much. Associates say her performance speaks for itself.</w:t>
+        <w:t>The Salvation Army headquarters here is the busiest in the flooded region. Volunteers pile up a mountain of food each day, and it's gone by night. Vouchers for clothes are issued by the ream.</w:t>
         <w:br/>
-        <w:t xml:space="preserve"> "She's unassuming, but never one to be underestimated," said Chief Executive Tad Piper. "Very determined, very goal-oriented. She doesn't talk a lot, a thoughtful listener type. But she knows what she's doing."</w:t>
+        <w:t>"Thankfully," says Capt. Joyce Wakefield, "people seem to understand the special circumstances here. The outpouring of support and donations has been overwhelming."</w:t>
         <w:br/>
-        <w:t xml:space="preserve"> The late Bobby Piper, Tad Piper's father and predecessor at Piper Jaffray, discovered something he liked in Bohn from the get-go. In those days, the senior Piper tried to meet every new employee and to impress upon them Piper's mission of commitment to customer and community.</w:t>
+        <w:t>Virtually every church has become an emergency center.</w:t>
         <w:br/>
-        <w:t xml:space="preserve"> Piper, noting her background, suggested that she might enjoy volunteering at the Washburn Child Guidance Center, an inner-city nonprofit agency that counsels distressed kids and families. Bohn thought it interesting that a powerful businessman sought her out to explain Piper's mission beyond making a buck. She took him up on it.</w:t>
+        <w:t>At First Baptist, they are housing families in the basement. On a Wednesday night, they filled up a 40-foot table with free food and drew hundreds. They're handing out clothes, furniture and grants to help people get new housing.</w:t>
         <w:br/>
-        <w:t xml:space="preserve"> "I took the bus to Washburn and worked with the bed-wetters," recalled Bohn, who says she's learned more from her hands-on volunteer experiences than from the nonprofit board work that more commonly fills the resumes of corporate executives. "I try to make the theoretical real."</w:t>
+        <w:t>One plus for these flood victims: Most are able to continue working. In many smaller river communities the main commercial districts are close to the water, and flooding has hurt employment. Here, damage was mostly residential.</w:t>
         <w:br/>
-        <w:t xml:space="preserve"> It was Bohn's quantitative and problem-solving abilities that similarly intrigued Bobby Piper and others.</w:t>
+        <w:t>"I don't know what we'd do if we didn't still have jobs," says Donald Guion, 21, whose mother, sister and brother-in-law commute daily between the Red Cross evacuation center and their jobs. "In a way, we're even saving a few dollars because we're eating for free, but we'll need every cent."</w:t>
         <w:br/>
-        <w:t xml:space="preserve"> Within a few weeks, she wasn't doing much typing and filing in corporate finance, the department that underwrites stocks and bonds. Instead, she was analyzing prospective deals.</w:t>
+        <w:t>That's a consensus opinion here, which explains in part why the narrow streets of single-story wooden homes are so quiet during the day. In upriver communities, the cleaning goes on 24 hours, but here it commences in the evening after work, and residents are less equipped. Pumps are a rarity. On some blocks, several dozen homes share one pump.</w:t>
         <w:br/>
-        <w:t xml:space="preserve"> "She was an excellent secretary," mused David Crosby, Piper's longtime head of corporate finance. "That didn't last long.</w:t>
+        <w:t>"Frustrating," says Robert Sutter, 28, who bought his home four months ago. "If I could just see my house . . . if I could just know it's still there, I'd feel a lot better."</w:t>
         <w:br/>
-        <w:t xml:space="preserve"> "She was just a quick study. And good with people."</w:t>
+        <w:t>"Hard to blame these people," agrees Brady. "In blue-collar neighborhoods, you grow up fighting for everything, and this feels like the end of the world."</w:t>
         <w:br/>
-        <w:t xml:space="preserve"> A couple of years later, Bobby Piper recruited Bohn to assist him in defense of a shareholder lawsuit over the price at which Piper was buying back its own stock to increase its employee-ownership base. The case - which involved complex and disputed probes into the underlying value of Piper's equity - was a quantitative gymnastics match. It eventually was settled after several years of litigation.</w:t>
         <w:br/>
-        <w:t xml:space="preserve"> She now chairs the Piper Jaffray Employee Stock Ownership Plan, which owns a whopping 41.6 percent of the company's shares. Piper contributes 30 percent of pre-tax profits to the plan, which has contributed, in some cases, to six-figure retirement payouts to support staff, as well as executive retirees.  The plan builds a tremendous employee interest in the success of the firm, she said.</w:t>
+        <w:t>Notes</w:t>
         <w:br/>
-        <w:t xml:space="preserve"> By the early 1980s, Bohn was an investment banking veteran. It's often considered the sexiest and most lucrative end of the business. It also can be a grueling marathon - days of analysis, interviews, writing, legal hurdles, investor schmoozing and travel.</w:t>
         <w:br/>
-        <w:t xml:space="preserve"> Bohn was good at it, Crosby said.</w:t>
-        <w:br/>
-        <w:t xml:space="preserve"> But serious eye surgery in 1981 and the birth of Bohn's first child in March 1983 led her to realize that there was more to life than work.</w:t>
-        <w:br/>
-        <w:t xml:space="preserve"> "After a period of time, I lost the fire in my belly to 'do the deal,' " Bohn said. "It was important that Piper Jaffray do the deal. But I don't need to be doing them. My scene wasn't being queen of investment banking. It's also a little difficult to plan your days."</w:t>
-        <w:br/>
-        <w:t xml:space="preserve"> On maternity leave and mulling her professional future in 1983, Bohn conceded that she wanted a change more than an early out.</w:t>
-        <w:br/>
-        <w:t xml:space="preserve"> Tad Piper, long impressed with Bohn's analytical and go-get-'em skills, tapped her to head a new special projects and long-term planning effort. The tasks ranged from grass roots to corporate blue skies.</w:t>
-        <w:br/>
-        <w:t xml:space="preserve"> She coordinated Piper's move from several downtown locations to its new namesake skyscraper on 9th St. in Minneapolis. And she headed a planning committee focused on better integrating and expanding Piper's business to mitigate the vicious market cycles that historically resulted in erratic earnings performance for securities firms.</w:t>
-        <w:br/>
-        <w:t xml:space="preserve"> Senior management of the firm, many of whom had worked their way up from entry-level posts, were recognizing that the winners in the consolidating financial services industry needed to be better planners.</w:t>
-        <w:br/>
-        <w:t xml:space="preserve"> Bohn, who juggled three majors in college en route to academic honors and who is known for her street savvy, grooved on the job.</w:t>
-        <w:br/>
-        <w:t xml:space="preserve"> "A lot of people told me that you can't plan in this industry," Bohn said. "Some of them aren't here anymore. We were able to overcome the initial resistance of some of our managers.</w:t>
-        <w:br/>
-        <w:t xml:space="preserve"> "Because of our process we came through the [market crash] of 1987 profitable. We knew what our fixed costs were. We had a good plan in place."</w:t>
-        <w:br/>
-        <w:t xml:space="preserve"> Piper has systematically built a retail network of 68 offices in 17 states, developed its capital markets business, estate planning, institutional sales and a mutual fund business that is the largest among regional brokers. Thus, it has diversified away from an unduly heavy reliance on individual investors.</w:t>
-        <w:br/>
-        <w:t xml:space="preserve"> Bottom line: The company's net income has increased tenfold to $ 37.5 million over the past decade on revenues that have increased six times to $ 360 million.</w:t>
-        <w:br/>
-        <w:t xml:space="preserve"> In early 1988, Bohn succeeded the retiring Stanley Cowle as a managing director and chief administrative officer.</w:t>
-        <w:br/>
-        <w:t xml:space="preserve"> Bohn, 39, is responsible for the employee-stock plan, human resources, planning, community affairs and more at the 2,500-employee company.</w:t>
-        <w:br/>
-        <w:t xml:space="preserve"> Her pet project is community affairs.  She spearheads the efforts of Piper, which donates 5 percent of pre-tax profits to nonprofit causes, to connect every employee with a volunteer mission from environmental causes to youth mentoring.</w:t>
-        <w:br/>
-        <w:t xml:space="preserve"> "Her concerns for children and the betterment of the community as a whole have always impressed the staff of the Children's Defense Fund of Minnesota," fund Director Luanne Nyberg wrote in support of Bohn, who received a special commendation for her longtime service to the Girl Scouts in 1990.</w:t>
-        <w:br/>
-        <w:t xml:space="preserve"> In 1992, Bohn was the first woman to chair the Greater Minneapolis Chamber of Commerce.</w:t>
-        <w:br/>
-        <w:t xml:space="preserve"> In recent years, the Chamber of Commerce has evolved from a traditional business boys' club to more of a sometimes critical collaborator of government that deploys corporate resources to tackle problems of unemployment, transportation and public service delivery.</w:t>
-        <w:br/>
-        <w:t xml:space="preserve"> The new chamber is more an economic developer, said Connie Levy, its president for the past five years.</w:t>
-        <w:br/>
-        <w:t xml:space="preserve"> "The past cheerleading was a lot of effort and, frankly, it didn't matter," said Jim Howard, chief executive of Northern States Power Co., and Bohn's predecessor as chair. "Karen's got a deep sense of this community, of everybody doing well. She's worked hard at it - the broad-based level and the nitty-gritty, volunteer end of it. She and Connie are the new model."</w:t>
-        <w:br/>
-        <w:t xml:space="preserve"> Levy credits Bohn with moving the chamber further along the community-collaboration model.</w:t>
-        <w:br/>
-        <w:t xml:space="preserve"> "She's a graduate of our 'Leadership Minneapolis' program," Levy said. "It challenges a lot of young executives to hit the trenches [of community service]. Lord knows we'll need all we can get."</w:t>
-        <w:br/>
-        <w:t xml:space="preserve"> Bohn also tries to make sure that her kids - through volunteering with low-income families and other experiences - know that most kids don't grow up affluent in Edina, their home.</w:t>
-        <w:br/>
-        <w:t xml:space="preserve"> She and her husband have had the same woman tend to their boys for nine years. That's another blessing, said Bohn, which made career decisions easier.</w:t>
-        <w:br/>
-        <w:t xml:space="preserve"> "But he's an equal partner in child rearing and the home stuff," she said of her husband, Gary Surdel.</w:t>
-        <w:br/>
-        <w:t xml:space="preserve"> Would the late Bobby Piper be pleased with how things turned out for the North Dakota kid who planned to stay only for a short stint?</w:t>
-        <w:br/>
-        <w:t xml:space="preserve"> "I think Bobby would say he's proud of me," Bohn said.</w:t>
-        <w:br/>
-        <w:t xml:space="preserve"> But Piper may not have her forever. There's still that doctorate to get.</w:t>
-        <w:br/>
-        <w:t xml:space="preserve"> "I tell my kids it's not going to be hard for them to go to college, because I'm going with them," she said.</w:t>
-        <w:br/>
-        <w:t>Karen M. Bohn</w:t>
-        <w:br/>
-        <w:t>Born/ Aug. 27, 1953, Grand Forks, N.D.</w:t>
-        <w:br/>
-        <w:t>Family/ husband, Gary Surdel; sons Peter, 10, Matthew, 5</w:t>
-        <w:br/>
-        <w:t>Home/ Edina</w:t>
-        <w:br/>
-        <w:t>Education/ B.A., psychology and music, 1975; M.A., family and child psychology, 1976, University of North Dakota</w:t>
-        <w:br/>
-        <w:t>Career/ 1976-81, secretary, research assistant and investment banker, corporate finance department, Piper Jaffray Cos.; 1981-83, vice president of corporate finance; 1983-87, special assistant to management committee; 1988-present, managing director and chief administrative officer; 1992, elected to the board of directors</w:t>
-        <w:br/>
-        <w:t>Hobbies/ piano, reading, outdoor exercise, video games</w:t>
+        <w:t>THE NATION; See related story; 01A</w:t>
         <w:br/>
         <w:br/>
         <w:t>Graphic</w:t>
@@ -175,7 +103,7 @@
         <w:br/>
         <w:t xml:space="preserve"> </w:t>
         <w:br/>
-        <w:t>Photograph</w:t>
+        <w:t>PHOTO, b/w, Tannen Maury, AP</w:t>
       </w:r>
     </w:p>
     <w:sectPr>

--- a/example_articles/states/Missouri/5.states_Missouri_Other_publisher.docx
+++ b/example_articles/states/Missouri/5.states_Missouri_Other_publisher.docx
@@ -7,7 +7,7 @@
         <w:pStyle w:val="Heading1"/>
       </w:pPr>
       <w:r>
-        <w:t>Livelihoods broke with levee // Working class is hardest hit</w:t>
+        <w:t>HOW THE CHIEFS HELPED DESEGREGATE KANSAS CITY</w:t>
       </w:r>
     </w:p>
     <w:p>
@@ -17,17 +17,17 @@
     </w:p>
     <w:p>
       <w:r>
-        <w:t>Date: 1993-07-23</w:t>
+        <w:t>Date: 2023-02-11</w:t>
       </w:r>
     </w:p>
     <w:p>
       <w:r>
-        <w:t>Section: NEWS; Pg. 3A</w:t>
+        <w:t>Section: OPINION; Pg. A-12</w:t>
       </w:r>
     </w:p>
     <w:p>
       <w:r>
-        <w:t>Source file: Other publishers/Files (500) (6).DOCX</w:t>
+        <w:t>Source file: Other publishers/Files (500) (3).DOCX</w:t>
       </w:r>
     </w:p>
     <w:p>
@@ -49,53 +49,39 @@
     </w:p>
     <w:p>
       <w:r>
-        <w:t>At 69, Theresa Boxdorfer was widowed, retired and alone - but never lonely.</w:t>
+        <w:t>When the Kansas City Chiefs drafted Heisman Trophy winner Mike Garrett in 1966, the only thing he knew about his new home was the song "Kansas City." The city surprised him. The 12th Street and Vine jazz district praised in the song was floundering, but the Country Club Plaza - a Spanish-influenced medley of department stores, boutiques, restaurants and luxury apartments - seemed like a great place to live.</w:t>
         <w:br/>
-        <w:t>She never suffered the isolation that often afflicts the elderly in cities. For 26 years, she had built a rich life around friends her age who populated the 500 block of Hurck Avenue.</w:t>
+        <w:t>Garrett was turned down at every open apartment he visited.</w:t>
         <w:br/>
-        <w:t>"So many good times," she recalls. "So many wonderful parties. Never a cross word between us."</w:t>
+        <w:t>The Chiefs, who play the Philadelphia Eagles on Sunday in a Super Bowl featuring two Black starting quarterbacks for the first time, have a proud legacy of elevating Black talent. The franchise's early teams were stocked with overlooked stars from historically Black colleges and universities. Lamar Hunt, the team's owner, saw the NFL's racial biases as a market inefficiency to exploit.</w:t>
         <w:br/>
-        <w:t>Then, four days ago, the River Des Peres broke the levee west of where it flows into the Mississippi. Now her house sits in the river, half her block is under water and many of her friends aren't coming back.</w:t>
+        <w:t>But Black players struggled to find housing in a metro area that was among the most redlined in the country. No place epitomized segregation like the Country Club District. In the first half of the 20th century, developer J.C. Nichols built a wonderland of posh homes, tree-lined vistas and cul-de-sacs that spanned more than 5,000 acres.</w:t>
         <w:br/>
-        <w:t>"Everything's gone," she says, staring wistfully across the muddy water. "This street, my friends, my life." She bursts into tears and adds, "I don't have anybody now."</w:t>
+        <w:t>Restrictive covenants were key to his neighborhoods. He legally bound entire subdivisions to ban Black people from buying homes. Nichols wasn't the first to do this, but he was the first to do this over such a large area in a systematic fashion, and he spread his techniques across the country as an influential member of various real estate trade groups.</w:t>
         <w:br/>
-        <w:t>It's among the saddest lines from the great flood of 1993 and one repeated frequently in various forms across the southern stretches of this city, where flood victims tend to be mostly low middle-income urban residents - the young, the old, the so-called working class.</w:t>
+        <w:t>When the American Football League's Dallas Texans moved to Kansas City and became the Chiefs for the 1963 season, the team's Black players discovered Kansas City's segregation patterns applied to them. In August, running back Curtis McClinton, the son of a prominent Kansas legislator, enthralled Kansas City fans by scoring the team's first home touchdown on a 73-yard run during the preseason. He lived in a Kansas City basement apartment he rented for $7 a week.</w:t>
         <w:br/>
-        <w:t>"Very, very difficult," observes Jim Brady, a disaster relief specialist for the American Red Cross. "These are people who struggle day to day even in the best of times. A disaster like this is especially devastating for them. Almost none have insurance, and they have nothing to fall back on."</w:t>
+        <w:t>It wasn't any better in the suburbs. Future Hall of Fame linebacker Bobby Bell looked at more than 200 houses for his family in the mid-1960s, getting denied by realtors and by bankers who refused to underwrite his mortgage. Head coach Hank Stram, who was white and lived in a Nichols-planned suburb, made calls on Bell's behalf to no avail. "You couldn't do anything," Bell said. "They didn't want to take you."</w:t>
         <w:br/>
-        <w:t>Says Jim Rice, pastor at First Baptist Church in the Lemay neighborhood: "A lot of these people don't have one dime in savings. They're in for some difficult times."</w:t>
+        <w:t>The discrimination diminished the team's roster. After the Chiefs drafted Kansas Jayhawks running back Gale Sayers, another future Hall of Famer, he chose to play for the NFL's Chicago Bears instead. "He knew Kansas City," McClinton said at the time. "He knew what the housing situation was."</w:t>
         <w:br/>
-        <w:t>Churches like Rice's, along with the Salvation Army, the Red Cross and other emergency organizations, are in some respects more critical here than in other areas along these flooded rivers.</w:t>
+        <w:t>McClinton, with the financial backing of Bell and other teammates, proposed an integrated apartment complex that featured central air conditioning and a pool shaped like a football. The city council denied the plan over zoning issues.</w:t>
         <w:br/>
-        <w:t>In rural Alexandria, Mo., for example, completely wiped out by the flooding, the Red Cross evacuation center was empty a week after the 500-plus residents were forced from their homes. All found new housing or temporary quarters with friends and family.</w:t>
+        <w:t>He pushed on, starting a branch of Jim Brown's Black Economic Union to promote business opportunities for Black Kansas Citians and joining Freedom Inc., a local civil rights group, to push for housing reform. The activists' work culminated in Kansas City passing a fair-housing ordinance that forbade racial discrimination in July 1967, six months after the Chiefs played in the first Super Bowl.</w:t>
         <w:br/>
-        <w:t>But in Lemay, which flooded almost three weeks ago, the Red Cross center is still full.</w:t>
+        <w:t>Garrett believes the Chiefs' success helped improve the city's race relations. When he looked at the Plaza again in 1968, he got an apartment.</w:t>
         <w:br/>
-        <w:t>"Just ain't no other place to go," said Tim Tiomer, a 34-year-old roofer, who lived with three other family members. "Sort of drives a man crazy, ya know? We could be here another three weeks at least. I sorta wish it had been a tornado. At least we could go back the next day and start cleaning up.'</w:t>
+        <w:t>Similar laws came to the suburbs. Bell eventually bought a house in Prairie Village in 1968, after a white man purchased it and rented to Bell until he could find a willing mortgage underwriter. Shortly after Bell moved in, a white neighbor showed up at his door with a flier organizing a protest against him. He stayed at the house and soon other Black teammates moved nearby. After the Chiefs won the Super Bowl in 1970, the mayor of Prairie Village gave him a key to the city.</w:t>
         <w:br/>
-        <w:t>The Salvation Army headquarters here is the busiest in the flooded region. Volunteers pile up a mountain of food each day, and it's gone by night. Vouchers for clothes are issued by the ream.</w:t>
+        <w:t>The Chiefs, even with Patrick Mahomes at quarterback, can't fix all of the city's deep-rooted problems. Kansas City is now seeing the displacement of working-class and Black residents as rents increase in long-neglected neighborhoods that still have limited economic opportunities. Still, no matter the neighborhood, red-and-gold flags abound. So do No. 15 jerseys.</w:t>
         <w:br/>
-        <w:t>"Thankfully," says Capt. Joyce Wakefield, "people seem to understand the special circumstances here. The outpouring of support and donations has been overwhelming."</w:t>
+        <w:t>In the 1960s and '70s, when Kansas City thrilled to the Chiefs' first Super Bowl teams, the city was split on its favorite player, one longtime Kansas Citian told me. Most white Kansas City fans favored quarterback Len Dawson, and most Black fans favored wide receiver Otis Taylor. Now, Mahomes is almost everyone's favorite.</w:t>
         <w:br/>
-        <w:t>Virtually every church has become an emergency center.</w:t>
+        <w:t>"His presence makes us more tolerant of one another," the longtime resident, who is Black, said, "more accepting of one another, more likely to engage in conversation with one another that can have some meaningful results."</w:t>
         <w:br/>
-        <w:t>At First Baptist, they are housing families in the basement. On a Wednesday night, they filled up a 40-foot table with free food and drew hundreds. They're handing out clothes, furniture and grants to help people get new housing.</w:t>
+        <w:t>Especially if the Chiefs keep winning.</w:t>
         <w:br/>
-        <w:t>One plus for these flood victims: Most are able to continue working. In many smaller river communities the main commercial districts are close to the water, and flooding has hurt employment. Here, damage was mostly residential.</w:t>
-        <w:br/>
-        <w:t>"I don't know what we'd do if we didn't still have jobs," says Donald Guion, 21, whose mother, sister and brother-in-law commute daily between the Red Cross evacuation center and their jobs. "In a way, we're even saving a few dollars because we're eating for free, but we'll need every cent."</w:t>
-        <w:br/>
-        <w:t>That's a consensus opinion here, which explains in part why the narrow streets of single-story wooden homes are so quiet during the day. In upriver communities, the cleaning goes on 24 hours, but here it commences in the evening after work, and residents are less equipped. Pumps are a rarity. On some blocks, several dozen homes share one pump.</w:t>
-        <w:br/>
-        <w:t>"Frustrating," says Robert Sutter, 28, who bought his home four months ago. "If I could just see my house . . . if I could just know it's still there, I'd feel a lot better."</w:t>
-        <w:br/>
-        <w:t>"Hard to blame these people," agrees Brady. "In blue-collar neighborhoods, you grow up fighting for everything, and this feels like the end of the world."</w:t>
-        <w:br/>
-        <w:br/>
-        <w:t>Notes</w:t>
-        <w:br/>
-        <w:br/>
-        <w:t>THE NATION; See related story; 01A</w:t>
+        <w:t>Mark Dent is the co-author of the forthcoming "Kingdom Quarterback: Patrick Mahomes, the Kansas City Chiefs, and How a Once-Swingin' Cow Town Chased the Ultimate Comeback."</w:t>
         <w:br/>
         <w:br/>
         <w:t>Graphic</w:t>
@@ -103,7 +89,9 @@
         <w:br/>
         <w:t xml:space="preserve"> </w:t>
         <w:br/>
-        <w:t>PHOTO, b/w, Tannen Maury, AP</w:t>
+        <w:t>PHOTO: Charlie Riedel/Associated Press: Kansas City Chiefs place kicker Harrison Butker (7) celebrates with teammates after his game winning field goal against the Cincinnati Bengals during the second half of the NFL AFC Championship playoff football game, Sunday, Jan. 29, 2023, in Kansas City, Mo. The Chiefs won 23-20.</w:t>
+        <w:br/>
+        <w:t>PHOTO: Jonathan Daniel/Getty Images: Owner LaMar Hunt of the Kansas City Chiefs, right, shares a laugh with head coach Marty Schottenheimer of the San Diego Chargers before a game at Arrowhead Stadium on Nov. 28, 2004, in Kansas City, Mo.</w:t>
       </w:r>
     </w:p>
     <w:sectPr>
